--- a/paper/Journal of Translational Medicine投稿/EcoNiche-Opt_JTM_Cover_Letter.docx
+++ b/paper/Journal of Translational Medicine投稿/EcoNiche-Opt_JTM_Cover_Letter.docx
@@ -62,7 +62,7 @@
           <w:rFonts w:ascii="Times New Roman" w:hAnsi="Times New Roman" w:eastAsia="Times New Roman"/>
           <w:b w:val="0"/>
         </w:rPr>
-        <w:t>In primary melanoma benchmarks, EcoNiche-Opt showed FDR-supported improvement over a predeclared eight-signature family. Locked external and panel-transfer analyses showed reproducible portability without model refitting, and single-cell localization plus ecological-edge analyses linked the score to antigen presentation, T/NK effector activity, T-cell dysfunction, myeloid suppression, and stromal exclusion. The work therefore provides not only a predictor, but a reusable translational framework for developing and validating immune-ecology biomarkers across heterogeneous ICB cohorts.</w:t>
+        <w:t>In primary melanoma benchmarks, EcoNiche-Opt showed FDR-supported improvement over a predeclared eight-signature family. A frozen GPU-audited lipid/PI3K pair rescue selected by primary LODO with a balanced-accuracy guardrail reached primary AUROC 0.772, strict melanoma external AUROC 0.720, and cBioPortal Liu/DFCI AUROC 0.701 with family-level FDR support. Locked panel-transfer analyses, single-cell localization and ecological-edge analyses further linked the score to antigen presentation, T/NK effector activity, T-cell dysfunction, myeloid suppression and stromal exclusion. The work therefore provides not only a predictor, but a reusable translational framework for developing and validating immune-ecology biomarkers across heterogeneous ICB cohorts.</w:t>
       </w:r>
     </w:p>
     <w:p>
